--- a/Lab4/ІО-41_Лозінська_Марія_Лаб4.docx
+++ b/Lab4/ІО-41_Лозінська_Марія_Лаб4.docx
@@ -1383,44 +1383,26 @@
         <w:rPr>
           <w:rFonts w:eastAsia="Times New Roman"/>
           <w:bCs/>
-          <w:lang w:val="ru-RU" w:bidi="he-IL"/>
+          <w:lang w:bidi="he-IL"/>
         </w:rPr>
       </w:pPr>
       <w:hyperlink r:id="rId5" w:history="1">
         <w:r>
           <w:rPr>
             <w:rStyle w:val="Hyperlink"/>
-            <w:rFonts w:eastAsia="Times New Roman"/>
-            <w:bCs/>
-            <w:lang w:bidi="he-IL"/>
           </w:rPr>
-          <w:t>https://github.com/ml-spirit/Linux-GitHub-Lab-</w:t>
-        </w:r>
-        <w:r>
-          <w:rPr>
-            <w:rStyle w:val="Hyperlink"/>
-            <w:rFonts w:eastAsia="Times New Roman"/>
-            <w:bCs/>
-            <w:lang w:val="en-US" w:bidi="he-IL"/>
-          </w:rPr>
-          <w:t>/Lab4</w:t>
+          <w:t>https://github.com/ml-spirit/Comp_Arch2/tree/main/Lab4</w:t>
         </w:r>
       </w:hyperlink>
-      <w:r>
-        <w:rPr>
-          <w:rFonts w:eastAsia="Times New Roman"/>
-          <w:bCs/>
-          <w:lang w:bidi="he-IL"/>
-        </w:rPr>
-        <w:t xml:space="preserve"> </w:t>
-      </w:r>
-    </w:p>
-    <w:p>
-      <w:pPr>
-        <w:rPr>
-          <w:rFonts w:eastAsia="Times New Roman"/>
-          <w:bCs/>
-          <w:lang w:bidi="he-IL"/>
+    </w:p>
+    <w:p>
+      <w:pPr>
+        <w:jc w:val="both"/>
+        <w:rPr>
+          <w:b/>
+          <w:bCs/>
+          <w:u w:val="single"/>
+          <w:lang w:val="ru-RU"/>
         </w:rPr>
       </w:pPr>
     </w:p>
@@ -2398,6 +2380,7 @@
   <w:style w:type="character" w:default="1" w:styleId="DefaultParagraphFont">
     <w:name w:val="Default Paragraph Font"/>
     <w:uiPriority w:val="1"/>
+    <w:semiHidden/>
     <w:unhideWhenUsed/>
   </w:style>
   <w:style w:type="table" w:default="1" w:styleId="TableNormal">
